--- a/aura-documents/output/word/04-client-policies/04-membership-terms-and-conditions.docx
+++ b/aura-documents/output/word/04-client-policies/04-membership-terms-and-conditions.docx
@@ -30,7 +30,7 @@
           <w:color w:val="7A6753"/>
           <w:sz w:val="16"/>
         </w:rPr>
-        <w:t xml:space="preserve">Document No. AUR-CLI-04 · Version 0.1 (Draft) · Owner: General Manager · Effective: </w:t>
+        <w:t xml:space="preserve">Document No. AUR-CLI-04 · Version 0.2 (Draft) · Owner: General Manager · Effective: </w:t>
       </w:r>
       <w:r>
         <w:rPr>
@@ -219,7 +219,7 @@
           <w:color w:val="4A3A2C"/>
           <w:sz w:val="20"/>
         </w:rPr>
-        <w:t>Our modalities are wellness services designed to support how you feel and function. They are not a substitute for medical care. IV therapy is administered by licensed clinicians, and we will always flag anything that warrants a conversation with your doctor.</w:t>
+        <w:t>Our modalities are wellness services designed to support how you feel and function. They are not a substitute for medical care, and no medical treatments are offered at launch. We will always flag anything that warrants a conversation with your doctor.</w:t>
       </w:r>
     </w:p>
     <w:p>
@@ -507,7 +507,17 @@
                 <w:color w:val="4A3A2C"/>
                 <w:sz w:val="17"/>
               </w:rPr>
-              <w:t>Priority booking windows; 1 guest pass per month; 10% off IV therapy and add-ons</w:t>
+              <w:t xml:space="preserve">Priority booking windows; 1 guest pass per month; 10% off add-ons and retail </w:t>
+            </w:r>
+            <w:r>
+              <w:rPr>
+                <w:rFonts w:ascii="Jost" w:hAnsi="Jost" w:cs="Jost" w:eastAsia="Jost"/>
+                <w:b w:val="0"/>
+                <w:i w:val="0"/>
+                <w:color w:val="A6754C"/>
+                <w:sz w:val="17"/>
+              </w:rPr>
+              <w:t>[confirm]</w:t>
             </w:r>
           </w:p>
         </w:tc>
@@ -610,7 +620,27 @@
                 <w:color w:val="4A3A2C"/>
                 <w:sz w:val="17"/>
               </w:rPr>
-              <w:t>Quarterly guided protocol review; 2 guest passes per month; 15% off IV therapy and add-ons; first access to opening-week slots in Dubai</w:t>
+              <w:t xml:space="preserve">Quarterly guided protocol review; 2 guest passes per month; 15% off add-ons and retail </w:t>
+            </w:r>
+            <w:r>
+              <w:rPr>
+                <w:rFonts w:ascii="Jost" w:hAnsi="Jost" w:cs="Jost" w:eastAsia="Jost"/>
+                <w:b w:val="0"/>
+                <w:i w:val="0"/>
+                <w:color w:val="A6754C"/>
+                <w:sz w:val="17"/>
+              </w:rPr>
+              <w:t>[confirm]</w:t>
+            </w:r>
+            <w:r>
+              <w:rPr>
+                <w:rFonts w:ascii="Jost" w:hAnsi="Jost" w:cs="Jost" w:eastAsia="Jost"/>
+                <w:b w:val="0"/>
+                <w:i w:val="0"/>
+                <w:color w:val="4A3A2C"/>
+                <w:sz w:val="17"/>
+              </w:rPr>
+              <w:t>; first access to opening-week slots in Dubai</w:t>
             </w:r>
           </w:p>
         </w:tc>
@@ -1126,7 +1156,7 @@
           <w:color w:val="4A3A2C"/>
           <w:sz w:val="20"/>
         </w:rPr>
-        <w:t xml:space="preserve">Payment is by card on file with our payment provider </w:t>
+        <w:t xml:space="preserve">Payment is by card on file (including Apple Pay where supported) with our payment provider </w:t>
       </w:r>
       <w:r>
         <w:rPr>
@@ -1146,7 +1176,7 @@
           <w:color w:val="4A3A2C"/>
           <w:sz w:val="20"/>
         </w:rPr>
-        <w:t>. You authorise us to take each monthly payment.</w:t>
+        <w:t>. You authorise us to take each monthly payment. Buy-now-pay-later (Tabby) is not available for memberships at launch.</w:t>
       </w:r>
     </w:p>
     <w:p>
@@ -2036,7 +2066,7 @@
                 <w:color w:val="4A3A2C"/>
                 <w:sz w:val="17"/>
               </w:rPr>
-              <w:t>Float &amp; Sensory Reset</w:t>
+              <w:t>Compression Recovery</w:t>
             </w:r>
           </w:p>
         </w:tc>
@@ -2089,7 +2119,7 @@
                 <w:color w:val="4A3A2C"/>
                 <w:sz w:val="17"/>
               </w:rPr>
-              <w:t>Compression Recovery</w:t>
+              <w:t>Dry Float Bed</w:t>
             </w:r>
           </w:p>
         </w:tc>
@@ -2142,7 +2172,7 @@
                 <w:color w:val="4A3A2C"/>
                 <w:sz w:val="17"/>
               </w:rPr>
-              <w:t>Dry Float Bed</w:t>
+              <w:t>Salt Cabin</w:t>
             </w:r>
           </w:p>
         </w:tc>
@@ -2195,7 +2225,7 @@
                 <w:color w:val="4A3A2C"/>
                 <w:sz w:val="17"/>
               </w:rPr>
-              <w:t>Salt Cabin</w:t>
+              <w:t>Cold Plunge</w:t>
             </w:r>
           </w:p>
         </w:tc>
@@ -2248,7 +2278,7 @@
                 <w:color w:val="4A3A2C"/>
                 <w:sz w:val="17"/>
               </w:rPr>
-              <w:t>Cold Plunge</w:t>
+              <w:t>Guided Breathwork (small group)</w:t>
             </w:r>
           </w:p>
         </w:tc>
@@ -2301,13 +2331,67 @@
                 <w:color w:val="4A3A2C"/>
                 <w:sz w:val="17"/>
               </w:rPr>
-              <w:t>Guided Breathwork (small group)</w:t>
+              <w:t>Guided Breathwork (1:1)</w:t>
             </w:r>
           </w:p>
         </w:tc>
         <w:tc>
           <w:tcPr>
             <w:tcW w:type="dxa" w:w="4706"/>
+          </w:tcPr>
+          <w:p>
+            <w:pPr>
+              <w:spacing w:before="40" w:after="40" w:line="276" w:lineRule="auto"/>
+            </w:pPr>
+            <w:r>
+              <w:rPr>
+                <w:rFonts w:ascii="Jost" w:hAnsi="Jost" w:cs="Jost" w:eastAsia="Jost"/>
+                <w:b w:val="0"/>
+                <w:i w:val="0"/>
+                <w:color w:val="4A3A2C"/>
+                <w:sz w:val="17"/>
+              </w:rPr>
+              <w:t xml:space="preserve">Add-on </w:t>
+            </w:r>
+            <w:r>
+              <w:rPr>
+                <w:rFonts w:ascii="Jost" w:hAnsi="Jost" w:cs="Jost" w:eastAsia="Jost"/>
+                <w:b w:val="0"/>
+                <w:i w:val="0"/>
+                <w:color w:val="A6754C"/>
+                <w:sz w:val="17"/>
+              </w:rPr>
+              <w:t>[confirm]</w:t>
+            </w:r>
+          </w:p>
+        </w:tc>
+      </w:tr>
+      <w:tr>
+        <w:tc>
+          <w:tcPr>
+            <w:tcW w:type="dxa" w:w="4706"/>
+            <w:shd w:val="clear" w:color="auto" w:fill="FBF5EE"/>
+          </w:tcPr>
+          <w:p>
+            <w:pPr>
+              <w:spacing w:before="40" w:after="40" w:line="276" w:lineRule="auto"/>
+            </w:pPr>
+            <w:r>
+              <w:rPr>
+                <w:rFonts w:ascii="Jost" w:hAnsi="Jost" w:cs="Jost" w:eastAsia="Jost"/>
+                <w:b w:val="0"/>
+                <w:i w:val="0"/>
+                <w:color w:val="4A3A2C"/>
+                <w:sz w:val="17"/>
+              </w:rPr>
+              <w:t>Sound Healing (small group)</w:t>
+            </w:r>
+          </w:p>
+        </w:tc>
+        <w:tc>
+          <w:tcPr>
+            <w:tcW w:type="dxa" w:w="4706"/>
+            <w:shd w:val="clear" w:color="auto" w:fill="FBF5EE"/>
           </w:tcPr>
           <w:p>
             <w:pPr>
@@ -2340,6 +2424,58 @@
         <w:tc>
           <w:tcPr>
             <w:tcW w:type="dxa" w:w="4706"/>
+          </w:tcPr>
+          <w:p>
+            <w:pPr>
+              <w:spacing w:before="40" w:after="40" w:line="276" w:lineRule="auto"/>
+            </w:pPr>
+            <w:r>
+              <w:rPr>
+                <w:rFonts w:ascii="Jost" w:hAnsi="Jost" w:cs="Jost" w:eastAsia="Jost"/>
+                <w:b w:val="0"/>
+                <w:i w:val="0"/>
+                <w:color w:val="4A3A2C"/>
+                <w:sz w:val="17"/>
+              </w:rPr>
+              <w:t>Sound Healing (1:1)</w:t>
+            </w:r>
+          </w:p>
+        </w:tc>
+        <w:tc>
+          <w:tcPr>
+            <w:tcW w:type="dxa" w:w="4706"/>
+          </w:tcPr>
+          <w:p>
+            <w:pPr>
+              <w:spacing w:before="40" w:after="40" w:line="276" w:lineRule="auto"/>
+            </w:pPr>
+            <w:r>
+              <w:rPr>
+                <w:rFonts w:ascii="Jost" w:hAnsi="Jost" w:cs="Jost" w:eastAsia="Jost"/>
+                <w:b w:val="0"/>
+                <w:i w:val="0"/>
+                <w:color w:val="4A3A2C"/>
+                <w:sz w:val="17"/>
+              </w:rPr>
+              <w:t xml:space="preserve">Add-on </w:t>
+            </w:r>
+            <w:r>
+              <w:rPr>
+                <w:rFonts w:ascii="Jost" w:hAnsi="Jost" w:cs="Jost" w:eastAsia="Jost"/>
+                <w:b w:val="0"/>
+                <w:i w:val="0"/>
+                <w:color w:val="A6754C"/>
+                <w:sz w:val="17"/>
+              </w:rPr>
+              <w:t>[confirm]</w:t>
+            </w:r>
+          </w:p>
+        </w:tc>
+      </w:tr>
+      <w:tr>
+        <w:tc>
+          <w:tcPr>
+            <w:tcW w:type="dxa" w:w="4706"/>
             <w:shd w:val="clear" w:color="auto" w:fill="FBF5EE"/>
           </w:tcPr>
           <w:p>
@@ -2354,7 +2490,7 @@
                 <w:color w:val="4A3A2C"/>
                 <w:sz w:val="17"/>
               </w:rPr>
-              <w:t>Guided Breathwork (1:1)</w:t>
+              <w:t>Hyperbaric Oxygen</w:t>
             </w:r>
           </w:p>
         </w:tc>
@@ -2407,7 +2543,7 @@
                 <w:color w:val="4A3A2C"/>
                 <w:sz w:val="17"/>
               </w:rPr>
-              <w:t>Hyperbaric Oxygen</w:t>
+              <w:t>Healer consultation (first visit)</w:t>
             </w:r>
           </w:p>
         </w:tc>
@@ -2427,7 +2563,7 @@
                 <w:color w:val="4A3A2C"/>
                 <w:sz w:val="17"/>
               </w:rPr>
-              <w:t xml:space="preserve">Add-on </w:t>
+              <w:t xml:space="preserve">Included in the first visit </w:t>
             </w:r>
             <w:r>
               <w:rPr>
@@ -2439,19 +2575,6 @@
               </w:rPr>
               <w:t>[confirm]</w:t>
             </w:r>
-          </w:p>
-        </w:tc>
-      </w:tr>
-      <w:tr>
-        <w:tc>
-          <w:tcPr>
-            <w:tcW w:type="dxa" w:w="4706"/>
-            <w:shd w:val="clear" w:color="auto" w:fill="FBF5EE"/>
-          </w:tcPr>
-          <w:p>
-            <w:pPr>
-              <w:spacing w:before="40" w:after="40" w:line="276" w:lineRule="auto"/>
-            </w:pPr>
             <w:r>
               <w:rPr>
                 <w:rFonts w:ascii="Jost" w:hAnsi="Jost" w:cs="Jost" w:eastAsia="Jost"/>
@@ -2460,28 +2583,17 @@
                 <w:color w:val="4A3A2C"/>
                 <w:sz w:val="17"/>
               </w:rPr>
-              <w:t>IV Nutrient Therapy</w:t>
+              <w:t xml:space="preserve">; follow-up consultations Add-on </w:t>
             </w:r>
-          </w:p>
-        </w:tc>
-        <w:tc>
-          <w:tcPr>
-            <w:tcW w:type="dxa" w:w="4706"/>
-            <w:shd w:val="clear" w:color="auto" w:fill="FBF5EE"/>
-          </w:tcPr>
-          <w:p>
-            <w:pPr>
-              <w:spacing w:before="40" w:after="40" w:line="276" w:lineRule="auto"/>
-            </w:pPr>
             <w:r>
               <w:rPr>
                 <w:rFonts w:ascii="Jost" w:hAnsi="Jost" w:cs="Jost" w:eastAsia="Jost"/>
                 <w:b w:val="0"/>
                 <w:i w:val="0"/>
-                <w:color w:val="4A3A2C"/>
+                <w:color w:val="A6754C"/>
                 <w:sz w:val="17"/>
               </w:rPr>
-              <w:t>Excluded from memberships; priced separately; member discount applies</w:t>
+              <w:t>[confirm]</w:t>
             </w:r>
           </w:p>
         </w:tc>
@@ -2524,7 +2636,7 @@
           <w:color w:val="4A3A2C"/>
           <w:sz w:val="20"/>
         </w:rPr>
-        <w:t xml:space="preserve"> with the member discount applied.</w:t>
+        <w:t xml:space="preserve"> with the member discount applied. IV Nutrient Therapy is not offered at launch; it may be introduced in future, subject to DHA licensing, and would be priced separately.</w:t>
       </w:r>
     </w:p>
     <w:p>
@@ -2727,7 +2839,27 @@
           <w:color w:val="4A3A2C"/>
           <w:sz w:val="20"/>
         </w:rPr>
-        <w:t xml:space="preserve"> off IV Nutrient Therapy and add-ons. Elevate members receive </w:t>
+        <w:t xml:space="preserve"> off add-ons and retail </w:t>
+      </w:r>
+      <w:r>
+        <w:rPr>
+          <w:rFonts w:ascii="Jost" w:hAnsi="Jost" w:cs="Jost" w:eastAsia="Jost"/>
+          <w:b w:val="0"/>
+          <w:i w:val="0"/>
+          <w:color w:val="A6754C"/>
+          <w:sz w:val="20"/>
+        </w:rPr>
+        <w:t>[confirm]</w:t>
+      </w:r>
+      <w:r>
+        <w:rPr>
+          <w:rFonts w:ascii="Jost" w:hAnsi="Jost" w:cs="Jost" w:eastAsia="Jost"/>
+          <w:b w:val="0"/>
+          <w:i w:val="0"/>
+          <w:color w:val="4A3A2C"/>
+          <w:sz w:val="20"/>
+        </w:rPr>
+        <w:t xml:space="preserve">. Elevate members receive </w:t>
       </w:r>
       <w:r>
         <w:rPr>
@@ -2763,7 +2895,7 @@
           <w:color w:val="4A3A2C"/>
           <w:sz w:val="20"/>
         </w:rPr>
-        <w:t>Discounts apply to the member's own sessions only, and do not combine with other offers unless stated.</w:t>
+        <w:t>Retail includes our copper mugs, organic fragrances, wellness pillows and linen merchandise.</w:t>
       </w:r>
     </w:p>
     <w:p>
@@ -2779,18 +2911,14 @@
           <w:color w:val="4A3A2C"/>
           <w:sz w:val="20"/>
         </w:rPr>
-        <w:t xml:space="preserve">Discounts do not apply to gift vouchers, retail </w:t>
+        <w:t>Discounts apply to the member's own purchases and sessions only, and do not combine with other offers unless stated.</w:t>
       </w:r>
-      <w:r>
-        <w:rPr>
-          <w:rFonts w:ascii="Jost" w:hAnsi="Jost" w:cs="Jost" w:eastAsia="Jost"/>
-          <w:b w:val="0"/>
-          <w:i w:val="0"/>
-          <w:color w:val="A6754C"/>
-          <w:sz w:val="20"/>
-        </w:rPr>
-        <w:t>[if any]</w:t>
-      </w:r>
+    </w:p>
+    <w:p>
+      <w:pPr>
+        <w:pStyle w:val="ListBullet"/>
+        <w:spacing w:before="0" w:after="60" w:line="300" w:lineRule="auto"/>
+      </w:pPr>
       <w:r>
         <w:rPr>
           <w:rFonts w:ascii="Jost" w:hAnsi="Jost" w:cs="Jost" w:eastAsia="Jost"/>
@@ -2799,7 +2927,7 @@
           <w:color w:val="4A3A2C"/>
           <w:sz w:val="20"/>
         </w:rPr>
-        <w:t xml:space="preserve"> or group bookings unless stated.</w:t>
+        <w:t>Discounts do not apply to gift vouchers or group bookings unless stated.</w:t>
       </w:r>
     </w:p>
     <w:p>
@@ -2881,7 +3009,7 @@
           <w:color w:val="4A3A2C"/>
           <w:sz w:val="20"/>
         </w:rPr>
-        <w:t>Passes do not cover IV Nutrient Therapy or add-ons.</w:t>
+        <w:t>Passes do not cover add-ons or retail.</w:t>
       </w:r>
     </w:p>
     <w:p>
@@ -3094,7 +3222,7 @@
           <w:color w:val="4A3A2C"/>
           <w:sz w:val="20"/>
         </w:rPr>
-        <w:t>Hosts and clinicians may decline or stop any session for safety.</w:t>
+        <w:t>Hosts and Healers may decline or stop any session for safety.</w:t>
       </w:r>
     </w:p>
     <w:p>
@@ -3110,7 +3238,7 @@
           <w:color w:val="4A3A2C"/>
           <w:sz w:val="20"/>
         </w:rPr>
-        <w:t xml:space="preserve">IV Nutrient Therapy and Hyperbaric Oxygen require a clinician screen and are subject to DHA requirements </w:t>
+        <w:t xml:space="preserve">Hyperbaric Oxygen requires a pre-session screen and is offered as a non-medical wellness session </w:t>
       </w:r>
       <w:r>
         <w:rPr>
@@ -3120,7 +3248,7 @@
           <w:color w:val="A6754C"/>
           <w:sz w:val="20"/>
         </w:rPr>
-        <w:t>[DHA licence / approval reference]</w:t>
+        <w:t>[confirm licensing requirements for hyperbaric with DHA / licensing authority]</w:t>
       </w:r>
       <w:r>
         <w:rPr>
@@ -3430,7 +3558,7 @@
           <w:color w:val="4A3A2C"/>
           <w:sz w:val="20"/>
         </w:rPr>
-        <w:t>Changes needed for safety, law or DHA requirements may take effect sooner.</w:t>
+        <w:t>Changes needed for safety, law or DHA or licensing-authority requirements may take effect sooner.</w:t>
       </w:r>
     </w:p>
     <w:p>
